--- a/testakten/arbeitsrecht-kuendigungsdrama-koerber-werk/04_organigramm_und_stellenbeschreibung.docx
+++ b/testakten/arbeitsrecht-kuendigungsdrama-koerber-werk/04_organigramm_und_stellenbeschreibung.docx
@@ -31,14 +31,6 @@
           <w:rFonts w:ascii="Times New Roman" w:hAnsi="Times New Roman"/>
         </w:rPr>
         <w:t>1. Konzernstruktur (vereinfacht)</w:t>
-      </w:r>
-    </w:p>
-    <w:p>
-      <w:pPr>
-        <w:jc w:val="left"/>
-      </w:pPr>
-      <w:r>
-        <w:t>```</w:t>
       </w:r>
     </w:p>
     <w:p>
@@ -198,14 +190,6 @@
         <w:jc w:val="left"/>
       </w:pPr>
       <w:r>
-        <w:t>```</w:t>
-      </w:r>
-    </w:p>
-    <w:p>
-      <w:pPr>
-        <w:jc w:val="left"/>
-      </w:pPr>
-      <w:r>
         <w:rPr>
           <w:b/>
         </w:rPr>
@@ -278,14 +262,6 @@
           <w:rFonts w:ascii="Times New Roman" w:hAnsi="Times New Roman"/>
         </w:rPr>
         <w:t>2. Organigramm Werk Eberswalde (vereinfacht)</w:t>
-      </w:r>
-    </w:p>
-    <w:p>
-      <w:pPr>
-        <w:jc w:val="left"/>
-      </w:pPr>
-      <w:r>
-        <w:t>```</w:t>
       </w:r>
     </w:p>
     <w:p>
@@ -422,14 +398,6 @@
       </w:pPr>
       <w:r>
         <w:t>(fachliche Anbindung an HR-Leiter Branitz)</w:t>
-      </w:r>
-    </w:p>
-    <w:p>
-      <w:pPr>
-        <w:jc w:val="left"/>
-      </w:pPr>
-      <w:r>
-        <w:t>```</w:t>
       </w:r>
     </w:p>
     <w:p/>

--- a/testakten/arbeitsrecht-kuendigungsdrama-koerber-werk/04_organigramm_und_stellenbeschreibung.docx
+++ b/testakten/arbeitsrecht-kuendigungsdrama-koerber-werk/04_organigramm_und_stellenbeschreibung.docx
@@ -5,60 +5,122 @@
     <w:p>
       <w:pPr>
         <w:pStyle w:val="Heading1"/>
+        <w:spacing w:after="160" w:line="259" w:lineRule="auto"/>
       </w:pPr>
       <w:r>
         <w:rPr>
           <w:rFonts w:ascii="Times New Roman" w:hAnsi="Times New Roman"/>
+          <w:b/>
+          <w:sz w:val="28"/>
         </w:rPr>
         <w:t>Organigramm Steinhoff Präzisionsguss SE und Stellenbeschreibung Werkleiterin</w:t>
       </w:r>
     </w:p>
     <w:p>
       <w:pPr>
+        <w:spacing w:line="259" w:lineRule="auto" w:after="60"/>
         <w:jc w:val="left"/>
       </w:pPr>
       <w:r>
         <w:t>Stand: Januar 2025 (letzte interne Version, die Körber vorlag). Erstellt auf Basis der von Mandantin übergebenen Unterlagen.</w:t>
       </w:r>
     </w:p>
-    <w:p/>
+    <w:p>
+      <w:pPr>
+        <w:spacing w:line="259" w:lineRule="auto" w:after="60"/>
+      </w:pPr>
+    </w:p>
     <w:p>
       <w:pPr>
         <w:pStyle w:val="Heading2"/>
+        <w:spacing w:before="120" w:after="60" w:line="259" w:lineRule="auto"/>
       </w:pPr>
       <w:r>
         <w:rPr>
           <w:rFonts w:ascii="Times New Roman" w:hAnsi="Times New Roman"/>
+          <w:b/>
+          <w:sz w:val="22"/>
         </w:rPr>
         <w:t>1. Konzernstruktur (vereinfacht)</w:t>
       </w:r>
     </w:p>
     <w:p>
       <w:pPr>
+        <w:spacing w:before="120" w:after="60" w:line="259" w:lineRule="auto"/>
         <w:jc w:val="left"/>
       </w:pPr>
       <w:r>
+        <w:rPr>
+          <w:rFonts w:ascii="Times New Roman" w:hAnsi="Times New Roman"/>
+          <w:b/>
+          <w:sz w:val="22"/>
+        </w:rPr>
         <w:t>Steinhoff Präzisionsguss SE</w:t>
       </w:r>
     </w:p>
     <w:p>
       <w:pPr>
+        <w:spacing w:before="120" w:after="60" w:line="259" w:lineRule="auto"/>
         <w:jc w:val="left"/>
       </w:pPr>
       <w:r>
+        <w:rPr>
+          <w:rFonts w:ascii="Times New Roman" w:hAnsi="Times New Roman"/>
+          <w:b/>
+          <w:sz w:val="22"/>
+        </w:rPr>
         <w:t>Vorstandsvorsitzender: Maximilian Steinhoff-Pertz</w:t>
       </w:r>
     </w:p>
     <w:p>
       <w:pPr>
+        <w:spacing w:before="120" w:after="60" w:line="259" w:lineRule="auto"/>
         <w:jc w:val="left"/>
       </w:pPr>
       <w:r>
+        <w:rPr>
+          <w:rFonts w:ascii="Times New Roman" w:hAnsi="Times New Roman"/>
+          <w:b/>
+          <w:sz w:val="22"/>
+        </w:rPr>
         <w:t>CFO: Anselm Rudert</w:t>
       </w:r>
     </w:p>
     <w:p>
       <w:pPr>
+        <w:spacing w:before="120" w:after="60" w:line="259" w:lineRule="auto"/>
+        <w:jc w:val="left"/>
+      </w:pPr>
+      <w:r>
+        <w:rPr>
+          <w:rFonts w:ascii="Times New Roman" w:hAnsi="Times New Roman"/>
+          <w:b/>
+          <w:sz w:val="22"/>
+        </w:rPr>
+        <w:t>│</w:t>
+      </w:r>
+    </w:p>
+    <w:p>
+      <w:pPr>
+        <w:spacing w:line="259" w:lineRule="auto" w:after="60"/>
+        <w:jc w:val="left"/>
+      </w:pPr>
+      <w:r>
+        <w:t>├── Steinhoff Rohstoffhandel GmbH &amp; Co. KG, Bautzen</w:t>
+      </w:r>
+    </w:p>
+    <w:p>
+      <w:pPr>
+        <w:spacing w:line="259" w:lineRule="auto" w:after="60"/>
+        <w:jc w:val="left"/>
+      </w:pPr>
+      <w:r>
+        <w:t>│   (Schwestergesellschaft, eigenständig, Hauptlieferant Rohmaterial)</w:t>
+      </w:r>
+    </w:p>
+    <w:p>
+      <w:pPr>
+        <w:spacing w:line="259" w:lineRule="auto" w:after="60"/>
         <w:jc w:val="left"/>
       </w:pPr>
       <w:r>
@@ -67,22 +129,43 @@
     </w:p>
     <w:p>
       <w:pPr>
+        <w:spacing w:line="259" w:lineRule="auto" w:after="60"/>
         <w:jc w:val="left"/>
       </w:pPr>
       <w:r>
-        <w:t>├── Steinhoff Rohstoffhandel GmbH &amp; Co. KG, Bautzen</w:t>
+        <w:t>├── Werk Eberswalde (Werkleiterin: Dr. Annika Körber)</w:t>
       </w:r>
     </w:p>
     <w:p>
       <w:pPr>
+        <w:spacing w:line="259" w:lineRule="auto" w:after="60"/>
         <w:jc w:val="left"/>
       </w:pPr>
       <w:r>
-        <w:t>│   (Schwestergesellschaft, eigenständig, Hauptlieferant Rohmaterial)</w:t>
+        <w:t>│   312 Mitarbeiter</w:t>
       </w:r>
     </w:p>
     <w:p>
       <w:pPr>
+        <w:spacing w:line="259" w:lineRule="auto" w:after="60"/>
+        <w:jc w:val="left"/>
+      </w:pPr>
+      <w:r>
+        <w:t>│   Produkte: Aluminium-Präzisionsguss, Grauguss-Komponenten</w:t>
+      </w:r>
+    </w:p>
+    <w:p>
+      <w:pPr>
+        <w:spacing w:line="259" w:lineRule="auto" w:after="60"/>
+        <w:jc w:val="left"/>
+      </w:pPr>
+      <w:r>
+        <w:t>│   Kunden: Maschinenbau, Windenergie, Medizintechnik</w:t>
+      </w:r>
+    </w:p>
+    <w:p>
+      <w:pPr>
+        <w:spacing w:line="259" w:lineRule="auto" w:after="60"/>
         <w:jc w:val="left"/>
       </w:pPr>
       <w:r>
@@ -91,38 +174,34 @@
     </w:p>
     <w:p>
       <w:pPr>
+        <w:spacing w:line="259" w:lineRule="auto" w:after="60"/>
         <w:jc w:val="left"/>
       </w:pPr>
       <w:r>
-        <w:t>├── Werk Eberswalde (Werkleiterin: Dr. Annika Körber)</w:t>
+        <w:t>├── Werk Salzgitter (Werkleiter: Frank Imholz)</w:t>
       </w:r>
     </w:p>
     <w:p>
       <w:pPr>
+        <w:spacing w:line="259" w:lineRule="auto" w:after="60"/>
         <w:jc w:val="left"/>
       </w:pPr>
       <w:r>
-        <w:t>│   312 Mitarbeiter</w:t>
+        <w:t>│   278 Mitarbeiter</w:t>
       </w:r>
     </w:p>
     <w:p>
       <w:pPr>
+        <w:spacing w:line="259" w:lineRule="auto" w:after="60"/>
         <w:jc w:val="left"/>
       </w:pPr>
       <w:r>
-        <w:t>│   Produkte: Aluminium-Präzisionsguss, Grauguss-Komponenten</w:t>
+        <w:t>│   Produkte: Hochdruckguss Aluminium für Automotive</w:t>
       </w:r>
     </w:p>
     <w:p>
       <w:pPr>
-        <w:jc w:val="left"/>
-      </w:pPr>
-      <w:r>
-        <w:t>│   Kunden: Maschinenbau, Windenergie, Medizintechnik</w:t>
-      </w:r>
-    </w:p>
-    <w:p>
-      <w:pPr>
+        <w:spacing w:line="259" w:lineRule="auto" w:after="60"/>
         <w:jc w:val="left"/>
       </w:pPr>
       <w:r>
@@ -131,38 +210,7 @@
     </w:p>
     <w:p>
       <w:pPr>
-        <w:jc w:val="left"/>
-      </w:pPr>
-      <w:r>
-        <w:t>├── Werk Salzgitter (Werkleiter: Frank Imholz)</w:t>
-      </w:r>
-    </w:p>
-    <w:p>
-      <w:pPr>
-        <w:jc w:val="left"/>
-      </w:pPr>
-      <w:r>
-        <w:t>│   278 Mitarbeiter</w:t>
-      </w:r>
-    </w:p>
-    <w:p>
-      <w:pPr>
-        <w:jc w:val="left"/>
-      </w:pPr>
-      <w:r>
-        <w:t>│   Produkte: Hochdruckguss Aluminium für Automotive</w:t>
-      </w:r>
-    </w:p>
-    <w:p>
-      <w:pPr>
-        <w:jc w:val="left"/>
-      </w:pPr>
-      <w:r>
-        <w:t>│</w:t>
-      </w:r>
-    </w:p>
-    <w:p>
-      <w:pPr>
+        <w:spacing w:line="259" w:lineRule="auto" w:after="60"/>
         <w:jc w:val="left"/>
       </w:pPr>
       <w:r>
@@ -171,6 +219,7 @@
     </w:p>
     <w:p>
       <w:pPr>
+        <w:spacing w:line="259" w:lineRule="auto" w:after="60"/>
         <w:jc w:val="left"/>
       </w:pPr>
       <w:r>
@@ -179,6 +228,7 @@
     </w:p>
     <w:p>
       <w:pPr>
+        <w:spacing w:line="259" w:lineRule="auto" w:after="60"/>
         <w:jc w:val="left"/>
       </w:pPr>
       <w:r>
@@ -187,6 +237,7 @@
     </w:p>
     <w:p>
       <w:pPr>
+        <w:spacing w:line="259" w:lineRule="auto" w:after="60"/>
         <w:jc w:val="left"/>
       </w:pPr>
       <w:r>
@@ -199,6 +250,7 @@
     <w:p>
       <w:pPr>
         <w:pStyle w:val="ListBullet"/>
+        <w:spacing w:line="259" w:lineRule="auto" w:after="60"/>
       </w:pPr>
       <w:r>
         <w:t>Personalleiter / HR: Holger Branitz (seit 2009)</w:t>
@@ -207,6 +259,7 @@
     <w:p>
       <w:pPr>
         <w:pStyle w:val="ListBullet"/>
+        <w:spacing w:line="259" w:lineRule="auto" w:after="60"/>
       </w:pPr>
       <w:r>
         <w:t>Justiziar / General Counsel: Dr. Lars Kemnitz (seit 2015)</w:t>
@@ -215,6 +268,7 @@
     <w:p>
       <w:pPr>
         <w:pStyle w:val="ListBullet"/>
+        <w:spacing w:line="259" w:lineRule="auto" w:after="60"/>
       </w:pPr>
       <w:r>
         <w:t>Leiter Rechnungswesen &amp; Controlling: Volker Sprecht</w:t>
@@ -223,6 +277,7 @@
     <w:p>
       <w:pPr>
         <w:pStyle w:val="ListBullet"/>
+        <w:spacing w:line="259" w:lineRule="auto" w:after="60"/>
       </w:pPr>
       <w:r>
         <w:t>Leiter Einkauf &amp; Beschaffung: Klaus-Dieter Preuß</w:t>
@@ -231,6 +286,7 @@
     <w:p>
       <w:pPr>
         <w:pStyle w:val="ListBullet"/>
+        <w:spacing w:line="259" w:lineRule="auto" w:after="60"/>
       </w:pPr>
       <w:r>
         <w:t>Leiter Arbeitssicherheit &amp; Umwelt: Sandro Ferruccio</w:t>
@@ -239,6 +295,7 @@
     <w:p>
       <w:pPr>
         <w:pStyle w:val="ListBullet"/>
+        <w:spacing w:line="259" w:lineRule="auto" w:after="60"/>
       </w:pPr>
       <w:r>
         <w:t>Betriebsrat Eberswalde (11-köpfig): Vorsitzende Sabine Trzebinski</w:t>
@@ -247,15 +304,21 @@
     <w:p>
       <w:pPr>
         <w:pStyle w:val="ListBullet"/>
+        <w:spacing w:line="259" w:lineRule="auto" w:after="60"/>
       </w:pPr>
       <w:r>
         <w:t>Gesamtbetriebsrat: Vorsitzender Heiko Vorwald</w:t>
       </w:r>
     </w:p>
-    <w:p/>
+    <w:p>
+      <w:pPr>
+        <w:spacing w:line="259" w:lineRule="auto" w:after="60"/>
+      </w:pPr>
+    </w:p>
     <w:p>
       <w:pPr>
         <w:pStyle w:val="Heading2"/>
+        <w:spacing w:line="259" w:lineRule="auto" w:after="60"/>
       </w:pPr>
       <w:r>
         <w:rPr>
@@ -266,6 +329,7 @@
     </w:p>
     <w:p>
       <w:pPr>
+        <w:spacing w:line="259" w:lineRule="auto" w:after="60"/>
         <w:jc w:val="left"/>
       </w:pPr>
       <w:r>
@@ -274,6 +338,7 @@
     </w:p>
     <w:p>
       <w:pPr>
+        <w:spacing w:line="259" w:lineRule="auto" w:after="60"/>
         <w:jc w:val="left"/>
       </w:pPr>
       <w:r>
@@ -282,6 +347,7 @@
     </w:p>
     <w:p>
       <w:pPr>
+        <w:spacing w:line="259" w:lineRule="auto" w:after="60"/>
         <w:jc w:val="left"/>
       </w:pPr>
       <w:r>
@@ -290,6 +356,7 @@
     </w:p>
     <w:p>
       <w:pPr>
+        <w:spacing w:line="259" w:lineRule="auto" w:after="60"/>
         <w:jc w:val="left"/>
       </w:pPr>
       <w:r>
@@ -298,6 +365,7 @@
     </w:p>
     <w:p>
       <w:pPr>
+        <w:spacing w:line="259" w:lineRule="auto" w:after="60"/>
         <w:jc w:val="left"/>
       </w:pPr>
       <w:r>
@@ -306,6 +374,7 @@
     </w:p>
     <w:p>
       <w:pPr>
+        <w:spacing w:line="259" w:lineRule="auto" w:after="60"/>
         <w:jc w:val="left"/>
       </w:pPr>
       <w:r>
@@ -314,6 +383,7 @@
     </w:p>
     <w:p>
       <w:pPr>
+        <w:spacing w:line="259" w:lineRule="auto" w:after="60"/>
         <w:jc w:val="left"/>
       </w:pPr>
       <w:r>
@@ -322,6 +392,7 @@
     </w:p>
     <w:p>
       <w:pPr>
+        <w:spacing w:line="259" w:lineRule="auto" w:after="60"/>
         <w:jc w:val="left"/>
       </w:pPr>
       <w:r>
@@ -330,6 +401,7 @@
     </w:p>
     <w:p>
       <w:pPr>
+        <w:spacing w:line="259" w:lineRule="auto" w:after="60"/>
         <w:jc w:val="left"/>
       </w:pPr>
       <w:r>
@@ -338,6 +410,7 @@
     </w:p>
     <w:p>
       <w:pPr>
+        <w:spacing w:line="259" w:lineRule="auto" w:after="60"/>
         <w:jc w:val="left"/>
       </w:pPr>
       <w:r>
@@ -346,6 +419,7 @@
     </w:p>
     <w:p>
       <w:pPr>
+        <w:spacing w:line="259" w:lineRule="auto" w:after="60"/>
         <w:jc w:val="left"/>
       </w:pPr>
       <w:r>
@@ -354,6 +428,7 @@
     </w:p>
     <w:p>
       <w:pPr>
+        <w:spacing w:line="259" w:lineRule="auto" w:after="60"/>
         <w:jc w:val="left"/>
       </w:pPr>
       <w:r>
@@ -362,6 +437,7 @@
     </w:p>
     <w:p>
       <w:pPr>
+        <w:spacing w:line="259" w:lineRule="auto" w:after="60"/>
         <w:jc w:val="left"/>
       </w:pPr>
       <w:r>
@@ -370,6 +446,7 @@
     </w:p>
     <w:p>
       <w:pPr>
+        <w:spacing w:line="259" w:lineRule="auto" w:after="60"/>
         <w:jc w:val="left"/>
       </w:pPr>
       <w:r>
@@ -378,6 +455,7 @@
     </w:p>
     <w:p>
       <w:pPr>
+        <w:spacing w:line="259" w:lineRule="auto" w:after="60"/>
         <w:jc w:val="left"/>
       </w:pPr>
       <w:r>
@@ -386,6 +464,7 @@
     </w:p>
     <w:p>
       <w:pPr>
+        <w:spacing w:line="259" w:lineRule="auto" w:after="60"/>
         <w:jc w:val="left"/>
       </w:pPr>
       <w:r>
@@ -394,16 +473,22 @@
     </w:p>
     <w:p>
       <w:pPr>
+        <w:spacing w:line="259" w:lineRule="auto" w:after="60"/>
         <w:jc w:val="left"/>
       </w:pPr>
       <w:r>
         <w:t>(fachliche Anbindung an HR-Leiter Branitz)</w:t>
       </w:r>
     </w:p>
-    <w:p/>
+    <w:p>
+      <w:pPr>
+        <w:spacing w:line="259" w:lineRule="auto" w:after="60"/>
+      </w:pPr>
+    </w:p>
     <w:p>
       <w:pPr>
         <w:pStyle w:val="Heading2"/>
+        <w:spacing w:line="259" w:lineRule="auto" w:after="60"/>
       </w:pPr>
       <w:r>
         <w:rPr>
@@ -414,6 +499,7 @@
     </w:p>
     <w:p>
       <w:pPr>
+        <w:spacing w:line="259" w:lineRule="auto" w:after="60"/>
         <w:jc w:val="left"/>
       </w:pPr>
       <w:r>
@@ -428,6 +514,7 @@
     </w:p>
     <w:p>
       <w:pPr>
+        <w:spacing w:line="259" w:lineRule="auto" w:after="60"/>
         <w:jc w:val="left"/>
       </w:pPr>
       <w:r>
@@ -442,6 +529,7 @@
     </w:p>
     <w:p>
       <w:pPr>
+        <w:spacing w:line="259" w:lineRule="auto" w:after="60"/>
         <w:jc w:val="left"/>
       </w:pPr>
       <w:r>
@@ -456,6 +544,7 @@
     </w:p>
     <w:p>
       <w:pPr>
+        <w:spacing w:line="259" w:lineRule="auto" w:after="60"/>
         <w:jc w:val="left"/>
       </w:pPr>
       <w:r>
@@ -471,6 +560,7 @@
     <w:p>
       <w:pPr>
         <w:pStyle w:val="Heading3"/>
+        <w:spacing w:line="259" w:lineRule="auto" w:after="60"/>
       </w:pPr>
       <w:r>
         <w:rPr>
@@ -482,6 +572,7 @@
     <w:p>
       <w:pPr>
         <w:pStyle w:val="ListBullet"/>
+        <w:spacing w:line="259" w:lineRule="auto" w:after="60"/>
       </w:pPr>
       <w:r>
         <w:t>Gesamtverantwortung für den operativen Betrieb des Werks Eberswalde einschließlich aller Produktionshallen, Instandhaltung und Versorgungstechnik</w:t>
@@ -490,6 +581,7 @@
     <w:p>
       <w:pPr>
         <w:pStyle w:val="ListBullet"/>
+        <w:spacing w:line="259" w:lineRule="auto" w:after="60"/>
       </w:pPr>
       <w:r>
         <w:t>Sicherstellung der Erreichung von Produktions-, Qualitäts- und Kostenzielen gemäß den vom Vorstand festgelegten Jahreszielen</w:t>
@@ -498,6 +590,7 @@
     <w:p>
       <w:pPr>
         <w:pStyle w:val="ListBullet"/>
+        <w:spacing w:line="259" w:lineRule="auto" w:after="60"/>
       </w:pPr>
       <w:r>
         <w:t>Personalverantwortung für alle am Standort beschäftigten Mitarbeiter (disziplinarische und fachliche Führung aller direkt unterstellten Bereichsleiter; mittelbare Verantwortung für die gesamte Belegschaft)</w:t>
@@ -506,6 +599,7 @@
     <w:p>
       <w:pPr>
         <w:pStyle w:val="ListBullet"/>
+        <w:spacing w:line="259" w:lineRule="auto" w:after="60"/>
       </w:pPr>
       <w:r>
         <w:t>Planung, Freigabe und Controlling von Investitionsmaßnahmen bis 500.000 EUR (darüber: Vorlage beim Vorstand)</w:t>
@@ -514,6 +608,7 @@
     <w:p>
       <w:pPr>
         <w:pStyle w:val="ListBullet"/>
+        <w:spacing w:line="259" w:lineRule="auto" w:after="60"/>
       </w:pPr>
       <w:r>
         <w:t>Einhaltung und Weiterentwicklung der Qualitätsmanagementsysteme (IATF 16949, ISO 9001)</w:t>
@@ -522,6 +617,7 @@
     <w:p>
       <w:pPr>
         <w:pStyle w:val="ListBullet"/>
+        <w:spacing w:line="259" w:lineRule="auto" w:after="60"/>
       </w:pPr>
       <w:r>
         <w:t>Sicherstellung der Einhaltung aller arbeitsschutzrechtlichen und umweltrechtlichen Anforderungen</w:t>
@@ -530,6 +626,7 @@
     <w:p>
       <w:pPr>
         <w:pStyle w:val="ListBullet"/>
+        <w:spacing w:line="259" w:lineRule="auto" w:after="60"/>
       </w:pPr>
       <w:r>
         <w:t>Erstellung von Monats- und Quartalsberichten zuhanden der Konzerncontrolling-Abteilung</w:t>
@@ -538,6 +635,7 @@
     <w:p>
       <w:pPr>
         <w:pStyle w:val="ListBullet"/>
+        <w:spacing w:line="259" w:lineRule="auto" w:after="60"/>
       </w:pPr>
       <w:r>
         <w:t>Verantwortung für die strategische Weiterentwicklung des Werksstandorts im Rahmen der Konzernstrategie</w:t>
@@ -546,6 +644,7 @@
     <w:p>
       <w:pPr>
         <w:pStyle w:val="ListBullet"/>
+        <w:spacing w:line="259" w:lineRule="auto" w:after="60"/>
       </w:pPr>
       <w:r>
         <w:t>Initiierung und Steuerung von Modernisierungs- und Rationalisierungsprojekten</w:t>
@@ -554,6 +653,7 @@
     <w:p>
       <w:pPr>
         <w:pStyle w:val="ListBullet"/>
+        <w:spacing w:line="259" w:lineRule="auto" w:after="60"/>
       </w:pPr>
       <w:r>
         <w:t>Vertretung des Werks gegenüber externen Partnern, Kunden, Lieferanten und Behörden</w:t>
@@ -562,6 +662,7 @@
     <w:p>
       <w:pPr>
         <w:pStyle w:val="ListBullet"/>
+        <w:spacing w:line="259" w:lineRule="auto" w:after="60"/>
       </w:pPr>
       <w:r>
         <w:t>Zusammenarbeit mit dem Betriebsrat am Standort in allen mitbestimmungsrelevanten Angelegenheiten</w:t>
@@ -570,6 +671,7 @@
     <w:p>
       <w:pPr>
         <w:pStyle w:val="Heading3"/>
+        <w:spacing w:line="259" w:lineRule="auto" w:after="60"/>
       </w:pPr>
       <w:r>
         <w:rPr>
@@ -581,6 +683,7 @@
     <w:p>
       <w:pPr>
         <w:pStyle w:val="ListBullet"/>
+        <w:spacing w:line="259" w:lineRule="auto" w:after="60"/>
       </w:pPr>
       <w:r>
         <w:t>Abgeschlossenes technisches Hochschulstudium, idealerweise mit Schwerpunkt Fertigungs- oder Werkstofftechnik</w:t>
@@ -589,6 +692,7 @@
     <w:p>
       <w:pPr>
         <w:pStyle w:val="ListBullet"/>
+        <w:spacing w:line="259" w:lineRule="auto" w:after="60"/>
       </w:pPr>
       <w:r>
         <w:t>Mehrjährige Erfahrung in der Führung industrieller Fertigungsbetriebe</w:t>
@@ -597,6 +701,7 @@
     <w:p>
       <w:pPr>
         <w:pStyle w:val="ListBullet"/>
+        <w:spacing w:line="259" w:lineRule="auto" w:after="60"/>
       </w:pPr>
       <w:r>
         <w:t>Kenntnisse Qualitätsmanagement, bevorzugt IATF-zertifizierte Umgebung</w:t>
@@ -605,6 +710,7 @@
     <w:p>
       <w:pPr>
         <w:pStyle w:val="ListBullet"/>
+        <w:spacing w:line="259" w:lineRule="auto" w:after="60"/>
       </w:pPr>
       <w:r>
         <w:t>Unternehmerisches Denken, Durchsetzungsvermögen, Kommunikationsstärke</w:t>
@@ -613,6 +719,7 @@
     <w:p>
       <w:pPr>
         <w:pStyle w:val="ListBullet"/>
+        <w:spacing w:line="259" w:lineRule="auto" w:after="60"/>
       </w:pPr>
       <w:r>
         <w:t>Bereitschaft zu gelegentlichen Dienstreisen zu anderen Konzernstandorten</w:t>
@@ -621,6 +728,7 @@
     <w:p>
       <w:pPr>
         <w:pStyle w:val="Heading3"/>
+        <w:spacing w:line="259" w:lineRule="auto" w:after="60"/>
       </w:pPr>
       <w:r>
         <w:rPr>
@@ -632,6 +740,7 @@
     <w:p>
       <w:pPr>
         <w:pStyle w:val="ListBullet"/>
+        <w:spacing w:line="259" w:lineRule="auto" w:after="60"/>
       </w:pPr>
       <w:r>
         <w:t>Einzelzeichnungsrecht bis 50.000 EUR für operative Betriebsausgaben</w:t>
@@ -640,6 +749,7 @@
     <w:p>
       <w:pPr>
         <w:pStyle w:val="ListBullet"/>
+        <w:spacing w:line="259" w:lineRule="auto" w:after="60"/>
       </w:pPr>
       <w:r>
         <w:t>Gesamtzeichnungsrecht zusammen mit einem Prokuristen bis 500.000 EUR für Investitionen</w:t>
@@ -648,15 +758,21 @@
     <w:p>
       <w:pPr>
         <w:pStyle w:val="ListBullet"/>
+        <w:spacing w:line="259" w:lineRule="auto" w:after="60"/>
       </w:pPr>
       <w:r>
         <w:t>Einstellungs- und Entlassungsbefugnis für Tarifmitarbeiter am Standort nach Abstimmung mit HR-Leiter</w:t>
       </w:r>
     </w:p>
-    <w:p/>
+    <w:p>
+      <w:pPr>
+        <w:spacing w:line="259" w:lineRule="auto" w:after="60"/>
+      </w:pPr>
+    </w:p>
     <w:p>
       <w:pPr>
         <w:pStyle w:val="Heading2"/>
+        <w:spacing w:line="259" w:lineRule="auto" w:after="60"/>
       </w:pPr>
       <w:r>
         <w:rPr>
@@ -667,6 +783,7 @@
     </w:p>
     <w:p>
       <w:pPr>
+        <w:spacing w:line="259" w:lineRule="auto" w:after="60"/>
         <w:jc w:val="left"/>
       </w:pPr>
       <w:r>
@@ -676,6 +793,7 @@
     <w:p>
       <w:pPr>
         <w:pStyle w:val="ListBullet"/>
+        <w:spacing w:line="259" w:lineRule="auto" w:after="60"/>
       </w:pPr>
       <w:r>
         <w:t>Kopfzeile (Name, Datum)</w:t>
@@ -684,6 +802,7 @@
     <w:p>
       <w:pPr>
         <w:pStyle w:val="ListBullet"/>
+        <w:spacing w:line="259" w:lineRule="auto" w:after="60"/>
       </w:pPr>
       <w:r>
         <w:t>§ 3 Abs. 3: Verweise auf neue Kunden (Windenergie ergänzt, Automotive gestrichen) — keine Änderung in der Aufgabenbeschreibung</w:t>
@@ -691,6 +810,7 @@
     </w:p>
     <w:p>
       <w:pPr>
+        <w:spacing w:line="259" w:lineRule="auto" w:after="60"/>
         <w:jc w:val="left"/>
       </w:pPr>
       <w:r>
@@ -699,6 +819,7 @@
     </w:p>
     <w:p>
       <w:pPr>
+        <w:spacing w:line="259" w:lineRule="auto" w:after="60"/>
         <w:jc w:val="left"/>
       </w:pPr>
       <w:r>
@@ -709,13 +830,58 @@
       </w:r>
     </w:p>
     <w:sectPr>
+      <w:headerReference w:type="default" r:id="rId9"/>
+      <w:footerReference w:type="default" r:id="rId10"/>
       <w:pgSz w:w="11906" w:h="16838"/>
-      <w:pgMar w:top="1417" w:right="1417" w:bottom="1417" w:left="1417" w:header="720" w:footer="720" w:gutter="0"/>
+      <w:pgMar w:top="1191" w:right="1247" w:bottom="1134" w:left="1361" w:header="720" w:footer="720" w:gutter="0"/>
       <w:cols w:space="720"/>
       <w:docGrid w:linePitch="360"/>
     </w:sectPr>
   </w:body>
 </w:document>
+</file>
+
+<file path=word/footer1.xml><?xml version="1.0" encoding="utf-8"?>
+<w:ftr xmlns:m="http://schemas.openxmlformats.org/officeDocument/2006/math" xmlns:mc="http://schemas.openxmlformats.org/markup-compatibility/2006" xmlns:mo="http://schemas.microsoft.com/office/mac/office/2008/main" xmlns:mv="urn:schemas-microsoft-com:mac:vml" xmlns:o="urn:schemas-microsoft-com:office:office" xmlns:r="http://schemas.openxmlformats.org/officeDocument/2006/relationships" xmlns:v="urn:schemas-microsoft-com:vml" xmlns:w10="urn:schemas-microsoft-com:office:word" xmlns:w14="http://schemas.microsoft.com/office/word/2010/wordml" xmlns:w="http://schemas.openxmlformats.org/wordprocessingml/2006/main" xmlns:wne="http://schemas.microsoft.com/office/word/2006/wordml" xmlns:wp14="http://schemas.microsoft.com/office/word/2010/wordprocessingDrawing" xmlns:wp="http://schemas.openxmlformats.org/drawingml/2006/wordprocessingDrawing" xmlns:wpc="http://schemas.microsoft.com/office/word/2010/wordprocessingCanvas" xmlns:wpg="http://schemas.microsoft.com/office/word/2010/wordprocessingGroup" xmlns:wpi="http://schemas.microsoft.com/office/word/2010/wordprocessingInk" xmlns:wps="http://schemas.microsoft.com/office/word/2010/wordprocessingShape" mc:Ignorable="w14 wp14">
+  <w:p>
+    <w:pPr>
+      <w:pStyle w:val="Footer"/>
+      <w:jc w:val="left"/>
+    </w:pPr>
+    <w:r/>
+    <w:r>
+      <w:rPr>
+        <w:rFonts w:ascii="Times New Roman" w:hAnsi="Times New Roman"/>
+        <w:b w:val="0"/>
+        <w:color w:val="777777"/>
+        <w:sz w:val="17"/>
+      </w:rPr>
+      <w:t>Vertraulich | Bearbeitungsstand Juli 2026 | nur zur Aktenbearbeitung</w:t>
+    </w:r>
+  </w:p>
+</w:ftr>
+</file>
+
+<file path=word/header1.xml><?xml version="1.0" encoding="utf-8"?>
+<w:hdr xmlns:m="http://schemas.openxmlformats.org/officeDocument/2006/math" xmlns:mc="http://schemas.openxmlformats.org/markup-compatibility/2006" xmlns:mo="http://schemas.microsoft.com/office/mac/office/2008/main" xmlns:mv="urn:schemas-microsoft-com:mac:vml" xmlns:o="urn:schemas-microsoft-com:office:office" xmlns:r="http://schemas.openxmlformats.org/officeDocument/2006/relationships" xmlns:v="urn:schemas-microsoft-com:vml" xmlns:w10="urn:schemas-microsoft-com:office:word" xmlns:w14="http://schemas.microsoft.com/office/word/2010/wordml" xmlns:w="http://schemas.openxmlformats.org/wordprocessingml/2006/main" xmlns:wne="http://schemas.microsoft.com/office/word/2006/wordml" xmlns:wp14="http://schemas.microsoft.com/office/word/2010/wordprocessingDrawing" xmlns:wp="http://schemas.openxmlformats.org/drawingml/2006/wordprocessingDrawing" xmlns:wpc="http://schemas.microsoft.com/office/word/2010/wordprocessingCanvas" xmlns:wpg="http://schemas.microsoft.com/office/word/2010/wordprocessingGroup" xmlns:wpi="http://schemas.microsoft.com/office/word/2010/wordprocessingInk" xmlns:wps="http://schemas.microsoft.com/office/word/2010/wordprocessingShape" mc:Ignorable="w14 wp14">
+  <w:p>
+    <w:pPr>
+      <w:pStyle w:val="Header"/>
+      <w:jc w:val="left"/>
+    </w:pPr>
+    <w:r/>
+    <w:r>
+      <w:rPr>
+        <w:rFonts w:ascii="Times New Roman" w:hAnsi="Times New Roman"/>
+        <w:b w:val="0"/>
+        <w:i w:val="0"/>
+        <w:color w:val="666666"/>
+        <w:sz w:val="17"/>
+      </w:rPr>
+      <w:t>Klotzkette Rechtsanwaltsgesellschaft mbH | Arbeitsrechtliche Mandatsakte | Bearbeitungsstand Juli 2026</w:t>
+    </w:r>
+  </w:p>
+</w:hdr>
 </file>
 
 <file path=word/numbering.xml><?xml version="1.0" encoding="utf-8"?>
@@ -1432,11 +1598,12 @@
       <w:contextualSpacing/>
     </w:pPr>
     <w:rPr>
-      <w:rFonts w:asciiTheme="majorHAnsi" w:eastAsiaTheme="majorEastAsia" w:hAnsiTheme="majorHAnsi" w:cstheme="majorBidi"/>
+      <w:rFonts w:asciiTheme="majorHAnsi" w:eastAsiaTheme="majorEastAsia" w:hAnsiTheme="majorHAnsi" w:cstheme="majorBidi" w:ascii="Times New Roman" w:hAnsi="Times New Roman"/>
+      <w:b/>
       <w:color w:val="17365D" w:themeColor="text2" w:themeShade="BF"/>
       <w:spacing w:val="5"/>
       <w:kern w:val="28"/>
-      <w:sz w:val="52"/>
+      <w:sz w:val="30"/>
       <w:szCs w:val="52"/>
     </w:rPr>
   </w:style>
